--- a/documentation/Learning outcome 3 Iterative desgin EXAMPLE 2.docx
+++ b/documentation/Learning outcome 3 Iterative desgin EXAMPLE 2.docx
@@ -74,7 +74,7 @@
           <w:noProof/>
         </w:rPr>
         <w:drawing>
-          <wp:anchor distT="0" distB="0" distL="114300" distR="114300" simplePos="0" relativeHeight="251664384" behindDoc="1" locked="0" layoutInCell="1" allowOverlap="1" wp14:anchorId="2C998DAA" wp14:editId="042D209F">
+          <wp:anchor distT="0" distB="0" distL="114300" distR="114300" simplePos="0" relativeHeight="251664384" behindDoc="1" locked="0" layoutInCell="1" allowOverlap="1" wp14:anchorId="2C998DAA" wp14:editId="396E0FDB">
             <wp:simplePos x="0" y="0"/>
             <wp:positionH relativeFrom="margin">
               <wp:align>right</wp:align>
@@ -152,6 +152,319 @@
           <w:szCs w:val="32"/>
         </w:rPr>
       </w:pPr>
+    </w:p>
+    <w:p>
+      <w:pPr>
+        <w:jc w:val="center"/>
+        <w:rPr>
+          <w:b/>
+          <w:bCs/>
+          <w:sz w:val="32"/>
+          <w:szCs w:val="32"/>
+        </w:rPr>
+      </w:pPr>
+    </w:p>
+    <w:p>
+      <w:pPr>
+        <w:jc w:val="center"/>
+        <w:rPr>
+          <w:b/>
+          <w:bCs/>
+          <w:sz w:val="32"/>
+          <w:szCs w:val="32"/>
+        </w:rPr>
+      </w:pPr>
+      <w:r>
+        <w:rPr>
+          <w:b/>
+          <w:bCs/>
+          <w:noProof/>
+          <w:sz w:val="32"/>
+          <w:szCs w:val="32"/>
+        </w:rPr>
+        <w:lastRenderedPageBreak/>
+        <w:drawing>
+          <wp:anchor distT="0" distB="0" distL="114300" distR="114300" simplePos="0" relativeHeight="251666432" behindDoc="1" locked="0" layoutInCell="1" allowOverlap="1" wp14:anchorId="3CF8620D" wp14:editId="68524FA6">
+            <wp:simplePos x="0" y="0"/>
+            <wp:positionH relativeFrom="column">
+              <wp:posOffset>152400</wp:posOffset>
+            </wp:positionH>
+            <wp:positionV relativeFrom="paragraph">
+              <wp:posOffset>0</wp:posOffset>
+            </wp:positionV>
+            <wp:extent cx="4133850" cy="4635500"/>
+            <wp:effectExtent l="0" t="0" r="0" b="0"/>
+            <wp:wrapTight wrapText="bothSides">
+              <wp:wrapPolygon edited="0">
+                <wp:start x="0" y="0"/>
+                <wp:lineTo x="0" y="21482"/>
+                <wp:lineTo x="21500" y="21482"/>
+                <wp:lineTo x="21500" y="0"/>
+                <wp:lineTo x="0" y="0"/>
+              </wp:wrapPolygon>
+            </wp:wrapTight>
+            <wp:docPr id="1395379589" name="Picture 2"/>
+            <wp:cNvGraphicFramePr>
+              <a:graphicFrameLocks xmlns:a="http://schemas.openxmlformats.org/drawingml/2006/main" noChangeAspect="1"/>
+            </wp:cNvGraphicFramePr>
+            <a:graphic xmlns:a="http://schemas.openxmlformats.org/drawingml/2006/main">
+              <a:graphicData uri="http://schemas.openxmlformats.org/drawingml/2006/picture">
+                <pic:pic xmlns:pic="http://schemas.openxmlformats.org/drawingml/2006/picture">
+                  <pic:nvPicPr>
+                    <pic:cNvPr id="0" name="Picture 2"/>
+                    <pic:cNvPicPr>
+                      <a:picLocks noChangeAspect="1" noChangeArrowheads="1"/>
+                    </pic:cNvPicPr>
+                  </pic:nvPicPr>
+                  <pic:blipFill>
+                    <a:blip r:embed="rId6" cstate="print">
+                      <a:extLst>
+                        <a:ext uri="{28A0092B-C50C-407E-A947-70E740481C1C}">
+                          <a14:useLocalDpi xmlns:a14="http://schemas.microsoft.com/office/drawing/2010/main" val="0"/>
+                        </a:ext>
+                      </a:extLst>
+                    </a:blip>
+                    <a:srcRect/>
+                    <a:stretch>
+                      <a:fillRect/>
+                    </a:stretch>
+                  </pic:blipFill>
+                  <pic:spPr bwMode="auto">
+                    <a:xfrm>
+                      <a:off x="0" y="0"/>
+                      <a:ext cx="4133850" cy="4635500"/>
+                    </a:xfrm>
+                    <a:prstGeom prst="rect">
+                      <a:avLst/>
+                    </a:prstGeom>
+                    <a:noFill/>
+                    <a:ln>
+                      <a:noFill/>
+                    </a:ln>
+                  </pic:spPr>
+                </pic:pic>
+              </a:graphicData>
+            </a:graphic>
+            <wp14:sizeRelH relativeFrom="margin">
+              <wp14:pctWidth>0</wp14:pctWidth>
+            </wp14:sizeRelH>
+            <wp14:sizeRelV relativeFrom="margin">
+              <wp14:pctHeight>0</wp14:pctHeight>
+            </wp14:sizeRelV>
+          </wp:anchor>
+        </w:drawing>
+      </w:r>
+    </w:p>
+    <w:p>
+      <w:pPr>
+        <w:jc w:val="center"/>
+        <w:rPr>
+          <w:b/>
+          <w:bCs/>
+          <w:sz w:val="32"/>
+          <w:szCs w:val="32"/>
+        </w:rPr>
+      </w:pPr>
+    </w:p>
+    <w:p>
+      <w:pPr>
+        <w:jc w:val="center"/>
+        <w:rPr>
+          <w:b/>
+          <w:bCs/>
+          <w:sz w:val="32"/>
+          <w:szCs w:val="32"/>
+        </w:rPr>
+      </w:pPr>
+    </w:p>
+    <w:p>
+      <w:pPr>
+        <w:jc w:val="center"/>
+        <w:rPr>
+          <w:b/>
+          <w:bCs/>
+          <w:sz w:val="32"/>
+          <w:szCs w:val="32"/>
+        </w:rPr>
+      </w:pPr>
+    </w:p>
+    <w:p>
+      <w:pPr>
+        <w:jc w:val="center"/>
+        <w:rPr>
+          <w:b/>
+          <w:bCs/>
+          <w:sz w:val="32"/>
+          <w:szCs w:val="32"/>
+        </w:rPr>
+      </w:pPr>
+    </w:p>
+    <w:p>
+      <w:pPr>
+        <w:jc w:val="center"/>
+        <w:rPr>
+          <w:b/>
+          <w:bCs/>
+          <w:sz w:val="32"/>
+          <w:szCs w:val="32"/>
+        </w:rPr>
+      </w:pPr>
+    </w:p>
+    <w:p>
+      <w:pPr>
+        <w:jc w:val="center"/>
+        <w:rPr>
+          <w:b/>
+          <w:bCs/>
+          <w:sz w:val="32"/>
+          <w:szCs w:val="32"/>
+        </w:rPr>
+      </w:pPr>
+    </w:p>
+    <w:p>
+      <w:pPr>
+        <w:jc w:val="center"/>
+        <w:rPr>
+          <w:b/>
+          <w:bCs/>
+          <w:sz w:val="32"/>
+          <w:szCs w:val="32"/>
+        </w:rPr>
+      </w:pPr>
+    </w:p>
+    <w:p>
+      <w:pPr>
+        <w:jc w:val="center"/>
+        <w:rPr>
+          <w:b/>
+          <w:bCs/>
+          <w:sz w:val="32"/>
+          <w:szCs w:val="32"/>
+        </w:rPr>
+      </w:pPr>
+    </w:p>
+    <w:p>
+      <w:pPr>
+        <w:jc w:val="center"/>
+        <w:rPr>
+          <w:b/>
+          <w:bCs/>
+          <w:sz w:val="32"/>
+          <w:szCs w:val="32"/>
+        </w:rPr>
+      </w:pPr>
+    </w:p>
+    <w:p>
+      <w:pPr>
+        <w:jc w:val="center"/>
+        <w:rPr>
+          <w:b/>
+          <w:bCs/>
+          <w:sz w:val="32"/>
+          <w:szCs w:val="32"/>
+        </w:rPr>
+      </w:pPr>
+    </w:p>
+    <w:p>
+      <w:pPr>
+        <w:jc w:val="center"/>
+        <w:rPr>
+          <w:b/>
+          <w:bCs/>
+          <w:sz w:val="32"/>
+          <w:szCs w:val="32"/>
+        </w:rPr>
+      </w:pPr>
+      <w:r>
+        <w:rPr>
+          <w:b/>
+          <w:bCs/>
+          <w:noProof/>
+          <w:sz w:val="32"/>
+          <w:szCs w:val="32"/>
+        </w:rPr>
+        <w:drawing>
+          <wp:anchor distT="0" distB="0" distL="114300" distR="114300" simplePos="0" relativeHeight="251665408" behindDoc="1" locked="0" layoutInCell="1" allowOverlap="1" wp14:anchorId="5A8AC97A" wp14:editId="00EEE84C">
+            <wp:simplePos x="0" y="0"/>
+            <wp:positionH relativeFrom="margin">
+              <wp:posOffset>2171700</wp:posOffset>
+            </wp:positionH>
+            <wp:positionV relativeFrom="paragraph">
+              <wp:posOffset>379095</wp:posOffset>
+            </wp:positionV>
+            <wp:extent cx="3600450" cy="4097020"/>
+            <wp:effectExtent l="0" t="0" r="0" b="0"/>
+            <wp:wrapTight wrapText="bothSides">
+              <wp:wrapPolygon edited="0">
+                <wp:start x="0" y="0"/>
+                <wp:lineTo x="0" y="21493"/>
+                <wp:lineTo x="21486" y="21493"/>
+                <wp:lineTo x="21486" y="0"/>
+                <wp:lineTo x="0" y="0"/>
+              </wp:wrapPolygon>
+            </wp:wrapTight>
+            <wp:docPr id="180072116" name="Picture 1"/>
+            <wp:cNvGraphicFramePr>
+              <a:graphicFrameLocks xmlns:a="http://schemas.openxmlformats.org/drawingml/2006/main" noChangeAspect="1"/>
+            </wp:cNvGraphicFramePr>
+            <a:graphic xmlns:a="http://schemas.openxmlformats.org/drawingml/2006/main">
+              <a:graphicData uri="http://schemas.openxmlformats.org/drawingml/2006/picture">
+                <pic:pic xmlns:pic="http://schemas.openxmlformats.org/drawingml/2006/picture">
+                  <pic:nvPicPr>
+                    <pic:cNvPr id="0" name="Picture 1"/>
+                    <pic:cNvPicPr>
+                      <a:picLocks noChangeAspect="1" noChangeArrowheads="1"/>
+                    </pic:cNvPicPr>
+                  </pic:nvPicPr>
+                  <pic:blipFill>
+                    <a:blip r:embed="rId7" cstate="print">
+                      <a:extLst>
+                        <a:ext uri="{28A0092B-C50C-407E-A947-70E740481C1C}">
+                          <a14:useLocalDpi xmlns:a14="http://schemas.microsoft.com/office/drawing/2010/main" val="0"/>
+                        </a:ext>
+                      </a:extLst>
+                    </a:blip>
+                    <a:srcRect/>
+                    <a:stretch>
+                      <a:fillRect/>
+                    </a:stretch>
+                  </pic:blipFill>
+                  <pic:spPr bwMode="auto">
+                    <a:xfrm>
+                      <a:off x="0" y="0"/>
+                      <a:ext cx="3600450" cy="4097020"/>
+                    </a:xfrm>
+                    <a:prstGeom prst="rect">
+                      <a:avLst/>
+                    </a:prstGeom>
+                    <a:noFill/>
+                    <a:ln>
+                      <a:noFill/>
+                    </a:ln>
+                  </pic:spPr>
+                </pic:pic>
+              </a:graphicData>
+            </a:graphic>
+            <wp14:sizeRelH relativeFrom="margin">
+              <wp14:pctWidth>0</wp14:pctWidth>
+            </wp14:sizeRelH>
+            <wp14:sizeRelV relativeFrom="margin">
+              <wp14:pctHeight>0</wp14:pctHeight>
+            </wp14:sizeRelV>
+          </wp:anchor>
+        </w:drawing>
+      </w:r>
+    </w:p>
+    <w:p>
+      <w:pPr>
+        <w:jc w:val="center"/>
+        <w:rPr>
+          <w:b/>
+          <w:bCs/>
+          <w:sz w:val="32"/>
+          <w:szCs w:val="32"/>
+        </w:rPr>
+      </w:pPr>
       <w:r>
         <w:rPr>
           <w:noProof/>
@@ -191,7 +504,7 @@
                     </pic:cNvPicPr>
                   </pic:nvPicPr>
                   <pic:blipFill>
-                    <a:blip r:embed="rId6">
+                    <a:blip r:embed="rId8">
                       <a:extLst>
                         <a:ext uri="{28A0092B-C50C-407E-A947-70E740481C1C}">
                           <a14:useLocalDpi xmlns:a14="http://schemas.microsoft.com/office/drawing/2010/main" val="0"/>
@@ -260,7 +573,7 @@
                     </pic:cNvPicPr>
                   </pic:nvPicPr>
                   <pic:blipFill>
-                    <a:blip r:embed="rId7">
+                    <a:blip r:embed="rId9">
                       <a:extLst>
                         <a:ext uri="{28A0092B-C50C-407E-A947-70E740481C1C}">
                           <a14:useLocalDpi xmlns:a14="http://schemas.microsoft.com/office/drawing/2010/main" val="0"/>
@@ -329,7 +642,7 @@
                     </pic:cNvPicPr>
                   </pic:nvPicPr>
                   <pic:blipFill>
-                    <a:blip r:embed="rId8">
+                    <a:blip r:embed="rId10">
                       <a:extLst>
                         <a:ext uri="{28A0092B-C50C-407E-A947-70E740481C1C}">
                           <a14:useLocalDpi xmlns:a14="http://schemas.microsoft.com/office/drawing/2010/main" val="0"/>
@@ -415,7 +728,7 @@
                     </pic:cNvPicPr>
                   </pic:nvPicPr>
                   <pic:blipFill>
-                    <a:blip r:embed="rId9">
+                    <a:blip r:embed="rId11">
                       <a:extLst>
                         <a:ext uri="{28A0092B-C50C-407E-A947-70E740481C1C}">
                           <a14:useLocalDpi xmlns:a14="http://schemas.microsoft.com/office/drawing/2010/main" val="0"/>
@@ -533,7 +846,7 @@
                     </pic:cNvPicPr>
                   </pic:nvPicPr>
                   <pic:blipFill>
-                    <a:blip r:embed="rId10">
+                    <a:blip r:embed="rId12">
                       <a:extLst>
                         <a:ext uri="{28A0092B-C50C-407E-A947-70E740481C1C}">
                           <a14:useLocalDpi xmlns:a14="http://schemas.microsoft.com/office/drawing/2010/main" val="0"/>
@@ -602,7 +915,7 @@
                     </pic:cNvPicPr>
                   </pic:nvPicPr>
                   <pic:blipFill>
-                    <a:blip r:embed="rId11">
+                    <a:blip r:embed="rId13">
                       <a:extLst>
                         <a:ext uri="{28A0092B-C50C-407E-A947-70E740481C1C}">
                           <a14:useLocalDpi xmlns:a14="http://schemas.microsoft.com/office/drawing/2010/main" val="0"/>
